--- a/policies/build/masters/FMS.2_v2_master.docx
+++ b/policies/build/masters/FMS.2_v2_master.docx
@@ -11,40 +11,25 @@
         <w:rPr>
           <w:b/>
           <w:bCs/>
+          <w:sz w:val="28"/>
+          <w:szCs w:val="28"/>
+        </w:rPr>
+        <w:t>Policy on Safety of Patients, Families, Staff and Visitors</w:t>
+      </w:r>
+    </w:p>
+    <w:p>
+      <w:pPr>
+        <w:spacing w:after="60"/>
+        <w:jc w:val="center"/>
+      </w:pPr>
+      <w:r>
+        <w:rPr>
+          <w:b/>
+          <w:bCs/>
           <w:sz w:val="32"/>
           <w:szCs w:val="32"/>
         </w:rPr>
         <w:t xml:space="preserve">«Hospital Name»</w:t>
-      </w:r>
-    </w:p>
-    <w:p>
-      <w:pPr>
-        <w:spacing w:after="60"/>
-        <w:jc w:val="center"/>
-      </w:pPr>
-      <w:r>
-        <w:rPr>
-          <w:b/>
-          <w:bCs/>
-          <w:sz w:val="28"/>
-          <w:szCs w:val="28"/>
-        </w:rPr>
-        <w:t xml:space="preserve">Safety of Patients, Families, Staff and Visitors</w:t>
-      </w:r>
-    </w:p>
-    <w:p>
-      <w:pPr>
-        <w:spacing w:after="240"/>
-        <w:jc w:val="center"/>
-      </w:pPr>
-      <w:r>
-        <w:rPr>
-          <w:i/>
-          <w:iCs/>
-          <w:sz w:val="20"/>
-          <w:szCs w:val="20"/>
-        </w:rPr>
-        <w:t xml:space="preserve">How this hospital keeps the building safe for people on the premises.</w:t>
       </w:r>
     </w:p>
     <w:p>
@@ -3472,262 +3457,6 @@
         <w:t xml:space="preserve">The Maintenance In-Charge keeps signed acknowledgements of staff who walk rounds, handle building chemicals, or condemn unused material, with the induction record.</w:t>
       </w:r>
     </w:p>
-    <w:p>
-      <w:pPr>
-        <w:pStyle w:val="Heading1"/>
-        <w:spacing w:after="120" w:before="280"/>
-      </w:pPr>
-      <w:r>
-        <w:t xml:space="preserve">10. References</w:t>
-      </w:r>
-    </w:p>
-    <w:p>
-      <w:pPr>
-        <w:pStyle w:val="ListParagraph"/>
-        <w:numPr>
-          <w:ilvl w:val="0"/>
-          <w:numId w:val="1"/>
-        </w:numPr>
-        <w:spacing w:after="60"/>
-      </w:pPr>
-      <w:r>
-        <w:rPr>
-          <w:sz w:val="22"/>
-          <w:szCs w:val="22"/>
-        </w:rPr>
-        <w:t xml:space="preserve">National Accreditation Board for Hospitals and Healthcare Providers (NABH), Standards for Small Healthcare Organisations, 3rd Edition — Chapter 8 FMS, standard FMS.2 (this policy is written so those requirements are met in day-to-day work; it is not a commentary on the standard).</w:t>
-      </w:r>
-    </w:p>
-    <w:p>
-      <w:pPr>
-        <w:pStyle w:val="ListParagraph"/>
-        <w:numPr>
-          <w:ilvl w:val="0"/>
-          <w:numId w:val="1"/>
-        </w:numPr>
-        <w:spacing w:after="60"/>
-      </w:pPr>
-      <w:r>
-        <w:rPr>
-          <w:sz w:val="22"/>
-          <w:szCs w:val="22"/>
-        </w:rPr>
-        <w:t xml:space="preserve">National Building Code of India, 2016. Bureau of Indian Standards — building, access and electrical-installation guide as the local authority has applied it; IS 732, IS 3043 and IS 2190 are NBC-pointed practice, not extra disclaimer statutes.</w:t>
-      </w:r>
-    </w:p>
-    <w:p>
-      <w:pPr>
-        <w:pStyle w:val="ListParagraph"/>
-        <w:numPr>
-          <w:ilvl w:val="0"/>
-          <w:numId w:val="1"/>
-        </w:numPr>
-        <w:spacing w:after="60"/>
-      </w:pPr>
-      <w:r>
-        <w:rPr>
-          <w:sz w:val="22"/>
-          <w:szCs w:val="22"/>
-        </w:rPr>
-        <w:t xml:space="preserve">Gudlavalleti, V. (2018). Challenges in Accessing Health Care for People with Disability in the South Asian Context: A Review. Int J Environ Res Public Health, 15(11), 2366 — disability-access guide.</w:t>
-      </w:r>
-    </w:p>
-    <w:p>
-      <w:pPr>
-        <w:pStyle w:val="ListParagraph"/>
-        <w:numPr>
-          <w:ilvl w:val="0"/>
-          <w:numId w:val="1"/>
-        </w:numPr>
-        <w:spacing w:after="60"/>
-      </w:pPr>
-      <w:r>
-        <w:rPr>
-          <w:sz w:val="22"/>
-          <w:szCs w:val="22"/>
-        </w:rPr>
-        <w:t xml:space="preserve">Safe Management of Wastes from Health-Care Activities (2nd ed.). World Health Organization (2014) — waste guide only; biomedical-waste colour and authorisation remain with the infection-control waste policy.</w:t>
-      </w:r>
-    </w:p>
-    <w:p>
-      <w:pPr>
-        <w:pStyle w:val="ListParagraph"/>
-        <w:numPr>
-          <w:ilvl w:val="0"/>
-          <w:numId w:val="1"/>
-        </w:numPr>
-        <w:spacing w:after="60"/>
-      </w:pPr>
-      <w:r>
-        <w:rPr>
-          <w:sz w:val="22"/>
-          <w:szCs w:val="22"/>
-        </w:rPr>
-        <w:t xml:space="preserve">Hospital safety index: guide for evaluators – 2nd ed. World Health Organization (2015) — evaluator guide, not a score this hospital must achieve.</w:t>
-      </w:r>
-    </w:p>
-    <w:p>
-      <w:pPr>
-        <w:pStyle w:val="ListParagraph"/>
-        <w:numPr>
-          <w:ilvl w:val="0"/>
-          <w:numId w:val="1"/>
-        </w:numPr>
-        <w:spacing w:after="60"/>
-      </w:pPr>
-      <w:r>
-        <w:rPr>
-          <w:sz w:val="22"/>
-          <w:szCs w:val="22"/>
-        </w:rPr>
-        <w:t xml:space="preserve">Aggarwal, R., et al. (2010). Technology as applied to patient safety: an overview. Qual Saf Health Care, 19(Suppl 2), i3-i8 — infrastructure guide.</w:t>
-      </w:r>
-    </w:p>
-    <w:p>
-      <w:pPr>
-        <w:pStyle w:val="ListParagraph"/>
-        <w:numPr>
-          <w:ilvl w:val="0"/>
-          <w:numId w:val="1"/>
-        </w:numPr>
-        <w:spacing w:after="60"/>
-      </w:pPr>
-      <w:r>
-        <w:rPr>
-          <w:sz w:val="22"/>
-          <w:szCs w:val="22"/>
-        </w:rPr>
-        <w:t xml:space="preserve">Infrastructures to improve patient safety. Health Facilities Management (2015) — guide.</w:t>
-      </w:r>
-    </w:p>
-    <w:p>
-      <w:pPr>
-        <w:pStyle w:val="ListParagraph"/>
-        <w:numPr>
-          <w:ilvl w:val="0"/>
-          <w:numId w:val="1"/>
-        </w:numPr>
-        <w:spacing w:after="60"/>
-      </w:pPr>
-      <w:r>
-        <w:rPr>
-          <w:sz w:val="22"/>
-          <w:szCs w:val="22"/>
-        </w:rPr>
-        <w:t xml:space="preserve">Internal documents of this hospital: monthly round form; electrical audit; unused-material procedure; hazardous-material inventory; utilities, equipment, gas and fire policies; infection-control spill and waste policies; laboratory safety policy; newborn and vulnerable-adult care policies; incident system.</w:t>
-      </w:r>
-    </w:p>
-    <w:p>
-      <w:pPr>
-        <w:pStyle w:val="Heading1"/>
-        <w:spacing w:after="120" w:before="280"/>
-      </w:pPr>
-      <w:r>
-        <w:t xml:space="preserve">11. Distribution</w:t>
-      </w:r>
-    </w:p>
-    <w:p>
-      <w:pPr>
-        <w:spacing w:after="140"/>
-      </w:pPr>
-      <w:r>
-        <w:rPr>
-          <w:sz w:val="22"/>
-          <w:szCs w:val="22"/>
-        </w:rPr>
-        <w:t xml:space="preserve">Official master copy: office of the Medical Superintendent, «Hospital Name», with the «Maintenance In-Charge» and the Quality Coordinator.</w:t>
-      </w:r>
-    </w:p>
-    <w:p>
-      <w:pPr>
-        <w:spacing w:after="140"/>
-      </w:pPr>
-      <w:r>
-        <w:rPr>
-          <w:sz w:val="22"/>
-          <w:szCs w:val="22"/>
-        </w:rPr>
-        <w:t xml:space="preserve">Copies issued to: staff who walk monthly rounds; the named security or administration lead where extra-security areas are defined; department heads whose areas are on the route.</w:t>
-      </w:r>
-    </w:p>
-    <w:p>
-      <w:pPr>
-        <w:spacing w:after="140"/>
-      </w:pPr>
-      <w:r>
-        <w:rPr>
-          <w:sz w:val="22"/>
-          <w:szCs w:val="22"/>
-        </w:rPr>
-        <w:t xml:space="preserve">The current version is available to all staff at the «engineering office policy file» and, if the hospital keeps an intranet, at the «staff intranet / policies».</w:t>
-      </w:r>
-    </w:p>
-    <w:p>
-      <w:pPr>
-        <w:spacing w:after="140"/>
-      </w:pPr>
-      <w:r>
-        <w:rPr>
-          <w:sz w:val="22"/>
-          <w:szCs w:val="22"/>
-        </w:rPr>
-        <w:t xml:space="preserve">When a new version is issued, take old copies out of use. The Quality Coordinator keeps one dated copy of each old version.</w:t>
-      </w:r>
-    </w:p>
-    <w:p>
-      <w:pPr>
-        <w:pStyle w:val="Heading1"/>
-        <w:spacing w:after="120" w:before="280"/>
-      </w:pPr>
-      <w:r>
-        <w:t xml:space="preserve">12. Abbreviations</w:t>
-      </w:r>
-    </w:p>
-    <w:p>
-      <w:pPr>
-        <w:spacing w:after="140"/>
-      </w:pPr>
-      <w:r>
-        <w:rPr>
-          <w:sz w:val="22"/>
-          <w:szCs w:val="22"/>
-        </w:rPr>
-        <w:t xml:space="preserve">NBC — National Building Code of India, 2016
-PC-PNDT — Pre-Conception and Pre-Natal Diagnostic Techniques
-RCD — residual-current device
-CCTV — closed-circuit television
-SDS — safety data sheet
-PPE — personal protective equipment
-CAPA — corrective and preventive action
-RCA — root-cause analysis
-WHO — World Health Organization
-IS — Indian Standard
-RACI — Responsible, Accountable, Consulted, Informed</w:t>
-      </w:r>
-    </w:p>
-    <w:p>
-      <w:pPr>
-        <w:pStyle w:val="Heading1"/>
-        <w:spacing w:after="120" w:before="280"/>
-      </w:pPr>
-      <w:r>
-        <w:t xml:space="preserve">13. Traceability to NABH SHCO 3rd Edition FMS.2</w:t>
-      </w:r>
-    </w:p>
-    <w:p>
-      <w:pPr>
-        <w:spacing w:after="120"/>
-      </w:pPr>
-      <w:r>
-        <w:rPr>
-          <w:i/>
-          <w:iCs/>
-          <w:sz w:val="20"/>
-          <w:szCs w:val="20"/>
-        </w:rPr>
-        <w:t xml:space="preserve">This table is an index. It is not how the policy is organised.</w:t>
-      </w:r>
-    </w:p>
     <w:tbl>
       <w:tblPr>
         <w:tblW w:type="pct" w:w="100%"/>
@@ -4477,7 +4206,95 @@
         <w:spacing w:after="120" w:before="280"/>
       </w:pPr>
       <w:r>
-        <w:t xml:space="preserve">14. Required Records / Evidence Checklist</w:t>
+        <w:t>10. Distribution</w:t>
+      </w:r>
+    </w:p>
+    <w:p>
+      <w:pPr>
+        <w:spacing w:after="140"/>
+      </w:pPr>
+      <w:r>
+        <w:rPr>
+          <w:sz w:val="22"/>
+          <w:szCs w:val="22"/>
+        </w:rPr>
+        <w:t xml:space="preserve">Official master copy: office of the Medical Superintendent, «Hospital Name», with the «Maintenance In-Charge» and the Quality Coordinator.</w:t>
+      </w:r>
+    </w:p>
+    <w:p>
+      <w:pPr>
+        <w:spacing w:after="140"/>
+      </w:pPr>
+      <w:r>
+        <w:rPr>
+          <w:sz w:val="22"/>
+          <w:szCs w:val="22"/>
+        </w:rPr>
+        <w:t xml:space="preserve">Copies issued to: staff who walk monthly rounds; the named security or administration lead where extra-security areas are defined; department heads whose areas are on the route.</w:t>
+      </w:r>
+    </w:p>
+    <w:p>
+      <w:pPr>
+        <w:spacing w:after="140"/>
+      </w:pPr>
+      <w:r>
+        <w:rPr>
+          <w:sz w:val="22"/>
+          <w:szCs w:val="22"/>
+        </w:rPr>
+        <w:t xml:space="preserve">The current version is available to all staff at the «engineering office policy file» and, if the hospital keeps an intranet, at the «staff intranet / policies».</w:t>
+      </w:r>
+    </w:p>
+    <w:p>
+      <w:pPr>
+        <w:spacing w:after="140"/>
+      </w:pPr>
+      <w:r>
+        <w:rPr>
+          <w:sz w:val="22"/>
+          <w:szCs w:val="22"/>
+        </w:rPr>
+        <w:t xml:space="preserve">When a new version is issued, take old copies out of use. The Quality Coordinator keeps one dated copy of each old version.</w:t>
+      </w:r>
+    </w:p>
+    <w:p>
+      <w:pPr>
+        <w:pStyle w:val="Heading1"/>
+        <w:spacing w:after="120" w:before="280"/>
+      </w:pPr>
+      <w:r>
+        <w:t>11. Abbreviations</w:t>
+      </w:r>
+    </w:p>
+    <w:p>
+      <w:pPr>
+        <w:spacing w:after="140"/>
+      </w:pPr>
+      <w:r>
+        <w:rPr>
+          <w:sz w:val="22"/>
+          <w:szCs w:val="22"/>
+        </w:rPr>
+        <w:t xml:space="preserve">NBC — National Building Code of India, 2016
+PC-PNDT — Pre-Conception and Pre-Natal Diagnostic Techniques
+RCD — residual-current device
+CCTV — closed-circuit television
+SDS — safety data sheet
+PPE — personal protective equipment
+CAPA — corrective and preventive action
+RCA — root-cause analysis
+WHO — World Health Organization
+IS — Indian Standard
+RACI — Responsible, Accountable, Consulted, Informed</w:t>
+      </w:r>
+    </w:p>
+    <w:p>
+      <w:pPr>
+        <w:pStyle w:val="Heading1"/>
+        <w:spacing w:after="120" w:before="280"/>
+      </w:pPr>
+      <w:r>
+        <w:t>12. Traceability to NABH SHCO 3rd Edition FMS.2</w:t>
       </w:r>
     </w:p>
     <w:p>
@@ -4491,6 +4308,29 @@
           <w:sz w:val="20"/>
           <w:szCs w:val="20"/>
         </w:rPr>
+        <w:t xml:space="preserve">This table is an index. It is not how the policy is organised.</w:t>
+      </w:r>
+    </w:p>
+    <w:p>
+      <w:pPr>
+        <w:pStyle w:val="Heading1"/>
+        <w:spacing w:after="120" w:before="280"/>
+      </w:pPr>
+      <w:r>
+        <w:t>13. Required Records / Evidence Checklist</w:t>
+      </w:r>
+    </w:p>
+    <w:p>
+      <w:pPr>
+        <w:spacing w:after="120"/>
+      </w:pPr>
+      <w:r>
+        <w:rPr>
+          <w:i/>
+          <w:iCs/>
+          <w:sz w:val="20"/>
+          <w:szCs w:val="20"/>
+        </w:rPr>
         <w:t xml:space="preserve">Records the hospital holds under this policy, listed by objective element.</w:t>
       </w:r>
     </w:p>
@@ -4963,6 +4803,151 @@
           <w:szCs w:val="22"/>
         </w:rPr>
         <w:t xml:space="preserve">Induction or briefing of staff who may use which material.</w:t>
+      </w:r>
+    </w:p>
+    <w:p>
+      <w:pPr>
+        <w:pStyle w:val="Heading1"/>
+        <w:spacing w:after="120" w:before="280"/>
+      </w:pPr>
+      <w:r>
+        <w:t>14. References</w:t>
+      </w:r>
+    </w:p>
+    <w:p>
+      <w:pPr>
+        <w:pStyle w:val="ListParagraph"/>
+        <w:numPr>
+          <w:ilvl w:val="0"/>
+          <w:numId w:val="1"/>
+        </w:numPr>
+        <w:spacing w:after="60"/>
+      </w:pPr>
+      <w:r>
+        <w:rPr>
+          <w:sz w:val="22"/>
+          <w:szCs w:val="22"/>
+        </w:rPr>
+        <w:t xml:space="preserve">National Accreditation Board for Hospitals and Healthcare Providers (NABH), Standards for Small Healthcare Organisations, 3rd Edition — Chapter 8 FMS, standard FMS.2 (this policy is written so those requirements are met in day-to-day work; it is not a commentary on the standard).</w:t>
+      </w:r>
+    </w:p>
+    <w:p>
+      <w:pPr>
+        <w:pStyle w:val="ListParagraph"/>
+        <w:numPr>
+          <w:ilvl w:val="0"/>
+          <w:numId w:val="1"/>
+        </w:numPr>
+        <w:spacing w:after="60"/>
+      </w:pPr>
+      <w:r>
+        <w:rPr>
+          <w:sz w:val="22"/>
+          <w:szCs w:val="22"/>
+        </w:rPr>
+        <w:t xml:space="preserve">National Building Code of India, 2016. Bureau of Indian Standards — building, access and electrical-installation guide as the local authority has applied it; IS 732, IS 3043 and IS 2190 are NBC-pointed practice, not extra disclaimer statutes.</w:t>
+      </w:r>
+    </w:p>
+    <w:p>
+      <w:pPr>
+        <w:pStyle w:val="ListParagraph"/>
+        <w:numPr>
+          <w:ilvl w:val="0"/>
+          <w:numId w:val="1"/>
+        </w:numPr>
+        <w:spacing w:after="60"/>
+      </w:pPr>
+      <w:r>
+        <w:rPr>
+          <w:sz w:val="22"/>
+          <w:szCs w:val="22"/>
+        </w:rPr>
+        <w:t xml:space="preserve">Gudlavalleti, V. (2018). Challenges in Accessing Health Care for People with Disability in the South Asian Context: A Review. Int J Environ Res Public Health, 15(11), 2366 — disability-access guide.</w:t>
+      </w:r>
+    </w:p>
+    <w:p>
+      <w:pPr>
+        <w:pStyle w:val="ListParagraph"/>
+        <w:numPr>
+          <w:ilvl w:val="0"/>
+          <w:numId w:val="1"/>
+        </w:numPr>
+        <w:spacing w:after="60"/>
+      </w:pPr>
+      <w:r>
+        <w:rPr>
+          <w:sz w:val="22"/>
+          <w:szCs w:val="22"/>
+        </w:rPr>
+        <w:t xml:space="preserve">Safe Management of Wastes from Health-Care Activities (2nd ed.). World Health Organization (2014) — waste guide only; biomedical-waste colour and authorisation remain with the infection-control waste policy.</w:t>
+      </w:r>
+    </w:p>
+    <w:p>
+      <w:pPr>
+        <w:pStyle w:val="ListParagraph"/>
+        <w:numPr>
+          <w:ilvl w:val="0"/>
+          <w:numId w:val="1"/>
+        </w:numPr>
+        <w:spacing w:after="60"/>
+      </w:pPr>
+      <w:r>
+        <w:rPr>
+          <w:sz w:val="22"/>
+          <w:szCs w:val="22"/>
+        </w:rPr>
+        <w:t xml:space="preserve">Hospital safety index: guide for evaluators – 2nd ed. World Health Organization (2015) — evaluator guide, not a score this hospital must achieve.</w:t>
+      </w:r>
+    </w:p>
+    <w:p>
+      <w:pPr>
+        <w:pStyle w:val="ListParagraph"/>
+        <w:numPr>
+          <w:ilvl w:val="0"/>
+          <w:numId w:val="1"/>
+        </w:numPr>
+        <w:spacing w:after="60"/>
+      </w:pPr>
+      <w:r>
+        <w:rPr>
+          <w:sz w:val="22"/>
+          <w:szCs w:val="22"/>
+        </w:rPr>
+        <w:t xml:space="preserve">Aggarwal, R., et al. (2010). Technology as applied to patient safety: an overview. Qual Saf Health Care, 19(Suppl 2), i3-i8 — infrastructure guide.</w:t>
+      </w:r>
+    </w:p>
+    <w:p>
+      <w:pPr>
+        <w:pStyle w:val="ListParagraph"/>
+        <w:numPr>
+          <w:ilvl w:val="0"/>
+          <w:numId w:val="1"/>
+        </w:numPr>
+        <w:spacing w:after="60"/>
+      </w:pPr>
+      <w:r>
+        <w:rPr>
+          <w:sz w:val="22"/>
+          <w:szCs w:val="22"/>
+        </w:rPr>
+        <w:t xml:space="preserve">Infrastructures to improve patient safety. Health Facilities Management (2015) — guide.</w:t>
+      </w:r>
+    </w:p>
+    <w:p>
+      <w:pPr>
+        <w:pStyle w:val="ListParagraph"/>
+        <w:numPr>
+          <w:ilvl w:val="0"/>
+          <w:numId w:val="1"/>
+        </w:numPr>
+        <w:spacing w:after="60"/>
+      </w:pPr>
+      <w:r>
+        <w:rPr>
+          <w:sz w:val="22"/>
+          <w:szCs w:val="22"/>
+        </w:rPr>
+        <w:t xml:space="preserve">Internal documents of this hospital: monthly round form; electrical audit; unused-material procedure; hazardous-material inventory; utilities, equipment, gas and fire policies; infection-control spill and waste policies; laboratory safety policy; newborn and vulnerable-adult care policies; incident system.</w:t>
       </w:r>
     </w:p>
     <w:p>

--- a/policies/build/masters/FMS.2_v2_master.docx
+++ b/policies/build/masters/FMS.2_v2_master.docx
@@ -3474,6 +3474,7 @@
         <w:gridCol w:w="100"/>
         <w:gridCol w:w="100"/>
         <w:gridCol w:w="100"/>
+        <w:gridCol w:w="100"/>
       </w:tblGrid>
       <w:tr>
         <w:tc>
@@ -3501,6 +3502,26 @@
         </w:tc>
         <w:tc>
           <w:tcPr>
+            <w:tcW w:type="pct" w:w="12%"/>
+            <w:tcBorders>
+              <w:top w:val="single" w:color="999999" w:sz="4"/>
+              <w:left w:val="single" w:color="999999" w:sz="4"/>
+              <w:bottom w:val="single" w:color="999999" w:sz="4"/>
+              <w:right w:val="single" w:color="999999" w:sz="4"/>
+            </w:tcBorders>
+            <w:shd w:fill="E8E8E8" w:val="clear"/>
+          </w:tcPr>
+          <w:p>
+            <w:r>
+              <w:rPr>
+                <w:b/>
+              </w:rPr>
+              <w:t>Level</w:t>
+            </w:r>
+          </w:p>
+        </w:tc>
+        <w:tc>
+          <w:tcPr>
             <w:tcW w:type="pct" w:w="32%"/>
             <w:tcBorders>
               <w:top w:val="single" w:color="999999" w:sz="4"/>
@@ -3594,6 +3615,22 @@
         </w:tc>
         <w:tc>
           <w:tcPr>
+            <w:tcW w:type="pct" w:w="12%"/>
+            <w:tcBorders>
+              <w:top w:val="single" w:color="999999" w:sz="4"/>
+              <w:left w:val="single" w:color="999999" w:sz="4"/>
+              <w:bottom w:val="single" w:color="999999" w:sz="4"/>
+              <w:right w:val="single" w:color="999999" w:sz="4"/>
+            </w:tcBorders>
+          </w:tcPr>
+          <w:p>
+            <w:r>
+              <w:t>CORE</w:t>
+            </w:r>
+          </w:p>
+        </w:tc>
+        <w:tc>
+          <w:tcPr>
             <w:tcW w:type="pct" w:w="32%"/>
             <w:tcBorders>
               <w:top w:val="single" w:color="999999" w:sz="4"/>
@@ -3684,6 +3721,22 @@
         </w:tc>
         <w:tc>
           <w:tcPr>
+            <w:tcW w:type="pct" w:w="12%"/>
+            <w:tcBorders>
+              <w:top w:val="single" w:color="999999" w:sz="4"/>
+              <w:left w:val="single" w:color="999999" w:sz="4"/>
+              <w:bottom w:val="single" w:color="999999" w:sz="4"/>
+              <w:right w:val="single" w:color="999999" w:sz="4"/>
+            </w:tcBorders>
+          </w:tcPr>
+          <w:p>
+            <w:r>
+              <w:t>Commitment</w:t>
+            </w:r>
+          </w:p>
+        </w:tc>
+        <w:tc>
+          <w:tcPr>
             <w:tcW w:type="pct" w:w="32%"/>
             <w:tcBorders>
               <w:top w:val="single" w:color="999999" w:sz="4"/>
@@ -3774,6 +3827,22 @@
         </w:tc>
         <w:tc>
           <w:tcPr>
+            <w:tcW w:type="pct" w:w="12%"/>
+            <w:tcBorders>
+              <w:top w:val="single" w:color="999999" w:sz="4"/>
+              <w:left w:val="single" w:color="999999" w:sz="4"/>
+              <w:bottom w:val="single" w:color="999999" w:sz="4"/>
+              <w:right w:val="single" w:color="999999" w:sz="4"/>
+            </w:tcBorders>
+          </w:tcPr>
+          <w:p>
+            <w:r>
+              <w:t>Achievement</w:t>
+            </w:r>
+          </w:p>
+        </w:tc>
+        <w:tc>
+          <w:tcPr>
             <w:tcW w:type="pct" w:w="32%"/>
             <w:tcBorders>
               <w:top w:val="single" w:color="999999" w:sz="4"/>
@@ -3864,6 +3933,22 @@
         </w:tc>
         <w:tc>
           <w:tcPr>
+            <w:tcW w:type="pct" w:w="12%"/>
+            <w:tcBorders>
+              <w:top w:val="single" w:color="999999" w:sz="4"/>
+              <w:left w:val="single" w:color="999999" w:sz="4"/>
+              <w:bottom w:val="single" w:color="999999" w:sz="4"/>
+              <w:right w:val="single" w:color="999999" w:sz="4"/>
+            </w:tcBorders>
+          </w:tcPr>
+          <w:p>
+            <w:r>
+              <w:t>CORE</w:t>
+            </w:r>
+          </w:p>
+        </w:tc>
+        <w:tc>
+          <w:tcPr>
             <w:tcW w:type="pct" w:w="32%"/>
             <w:tcBorders>
               <w:top w:val="single" w:color="999999" w:sz="4"/>
@@ -3954,6 +4039,22 @@
         </w:tc>
         <w:tc>
           <w:tcPr>
+            <w:tcW w:type="pct" w:w="12%"/>
+            <w:tcBorders>
+              <w:top w:val="single" w:color="999999" w:sz="4"/>
+              <w:left w:val="single" w:color="999999" w:sz="4"/>
+              <w:bottom w:val="single" w:color="999999" w:sz="4"/>
+              <w:right w:val="single" w:color="999999" w:sz="4"/>
+            </w:tcBorders>
+          </w:tcPr>
+          <w:p>
+            <w:r>
+              <w:t>Achievement</w:t>
+            </w:r>
+          </w:p>
+        </w:tc>
+        <w:tc>
+          <w:tcPr>
             <w:tcW w:type="pct" w:w="32%"/>
             <w:tcBorders>
               <w:top w:val="single" w:color="999999" w:sz="4"/>
@@ -4044,6 +4145,22 @@
         </w:tc>
         <w:tc>
           <w:tcPr>
+            <w:tcW w:type="pct" w:w="12%"/>
+            <w:tcBorders>
+              <w:top w:val="single" w:color="999999" w:sz="4"/>
+              <w:left w:val="single" w:color="999999" w:sz="4"/>
+              <w:bottom w:val="single" w:color="999999" w:sz="4"/>
+              <w:right w:val="single" w:color="999999" w:sz="4"/>
+            </w:tcBorders>
+          </w:tcPr>
+          <w:p>
+            <w:r>
+              <w:t>Commitment*</w:t>
+            </w:r>
+          </w:p>
+        </w:tc>
+        <w:tc>
+          <w:tcPr>
             <w:tcW w:type="pct" w:w="32%"/>
             <w:tcBorders>
               <w:top w:val="single" w:color="999999" w:sz="4"/>
@@ -4134,6 +4251,22 @@
         </w:tc>
         <w:tc>
           <w:tcPr>
+            <w:tcW w:type="pct" w:w="12%"/>
+            <w:tcBorders>
+              <w:top w:val="single" w:color="999999" w:sz="4"/>
+              <w:left w:val="single" w:color="999999" w:sz="4"/>
+              <w:bottom w:val="single" w:color="999999" w:sz="4"/>
+              <w:right w:val="single" w:color="999999" w:sz="4"/>
+            </w:tcBorders>
+          </w:tcPr>
+          <w:p>
+            <w:r>
+              <w:t>CORE*</w:t>
+            </w:r>
+          </w:p>
+        </w:tc>
+        <w:tc>
+          <w:tcPr>
             <w:tcW w:type="pct" w:w="32%"/>
             <w:tcBorders>
               <w:top w:val="single" w:color="999999" w:sz="4"/>
@@ -4266,28 +4399,527 @@
         <w:t>11. Abbreviations</w:t>
       </w:r>
     </w:p>
-    <w:p>
-      <w:pPr>
-        <w:spacing w:after="140"/>
-      </w:pPr>
-      <w:r>
-        <w:rPr>
-          <w:sz w:val="22"/>
-          <w:szCs w:val="22"/>
-        </w:rPr>
-        <w:t xml:space="preserve">NBC — National Building Code of India, 2016
-PC-PNDT — Pre-Conception and Pre-Natal Diagnostic Techniques
-RCD — residual-current device
-CCTV — closed-circuit television
-SDS — safety data sheet
-PPE — personal protective equipment
-CAPA — corrective and preventive action
-RCA — root-cause analysis
-WHO — World Health Organization
-IS — Indian Standard
-RACI — Responsible, Accountable, Consulted, Informed</w:t>
-      </w:r>
-    </w:p>
+    <w:tbl>
+      <w:tblPr>
+        <w:tblW w:type="pct" w:w="100%"/>
+        <w:tblBorders>
+          <w:top w:val="single" w:color="auto" w:sz="4"/>
+          <w:left w:val="single" w:color="auto" w:sz="4"/>
+          <w:bottom w:val="single" w:color="auto" w:sz="4"/>
+          <w:right w:val="single" w:color="auto" w:sz="4"/>
+          <w:insideH w:val="single" w:color="auto" w:sz="4"/>
+          <w:insideV w:val="single" w:color="auto" w:sz="4"/>
+        </w:tblBorders>
+      </w:tblPr>
+      <w:tblGrid>
+        <w:gridCol w:w="100"/>
+        <w:gridCol w:w="100"/>
+      </w:tblGrid>
+      <w:tr>
+        <w:tc>
+          <w:tcPr>
+            <w:tcW w:type="pct" w:w="22%"/>
+            <w:tcBorders>
+              <w:top w:val="single" w:color="999999" w:sz="4"/>
+              <w:left w:val="single" w:color="999999" w:sz="4"/>
+              <w:bottom w:val="single" w:color="999999" w:sz="4"/>
+              <w:right w:val="single" w:color="999999" w:sz="4"/>
+            </w:tcBorders>
+            <w:shd w:fill="E8E8E8" w:val="clear"/>
+          </w:tcPr>
+          <w:p>
+            <w:r>
+              <w:rPr>
+                <w:b/>
+              </w:rPr>
+              <w:t>Abbreviation</w:t>
+            </w:r>
+          </w:p>
+        </w:tc>
+        <w:tc>
+          <w:tcPr>
+            <w:tcW w:type="pct" w:w="22%"/>
+            <w:tcBorders>
+              <w:top w:val="single" w:color="999999" w:sz="4"/>
+              <w:left w:val="single" w:color="999999" w:sz="4"/>
+              <w:bottom w:val="single" w:color="999999" w:sz="4"/>
+              <w:right w:val="single" w:color="999999" w:sz="4"/>
+            </w:tcBorders>
+            <w:shd w:fill="E8E8E8" w:val="clear"/>
+          </w:tcPr>
+          <w:p>
+            <w:r>
+              <w:rPr>
+                <w:b/>
+              </w:rPr>
+              <w:t>Meaning</w:t>
+            </w:r>
+          </w:p>
+        </w:tc>
+      </w:tr>
+      <w:tr>
+        <w:tc>
+          <w:tcPr>
+            <w:tcW w:type="pct" w:w="22%"/>
+            <w:tcBorders>
+              <w:top w:val="single" w:color="999999" w:sz="4"/>
+              <w:left w:val="single" w:color="999999" w:sz="4"/>
+              <w:bottom w:val="single" w:color="999999" w:sz="4"/>
+              <w:right w:val="single" w:color="999999" w:sz="4"/>
+            </w:tcBorders>
+            <w:shd w:fill="E8E8E8" w:val="clear"/>
+          </w:tcPr>
+          <w:p>
+            <w:r>
+              <w:rPr>
+                <w:b w:val="0"/>
+              </w:rPr>
+              <w:t>NBC</w:t>
+            </w:r>
+          </w:p>
+        </w:tc>
+        <w:tc>
+          <w:tcPr>
+            <w:tcW w:type="pct" w:w="22%"/>
+            <w:tcBorders>
+              <w:top w:val="single" w:color="999999" w:sz="4"/>
+              <w:left w:val="single" w:color="999999" w:sz="4"/>
+              <w:bottom w:val="single" w:color="999999" w:sz="4"/>
+              <w:right w:val="single" w:color="999999" w:sz="4"/>
+            </w:tcBorders>
+            <w:shd w:fill="E8E8E8" w:val="clear"/>
+          </w:tcPr>
+          <w:p>
+            <w:r>
+              <w:rPr>
+                <w:b w:val="0"/>
+              </w:rPr>
+              <w:t>National Building Code of India, 2016</w:t>
+            </w:r>
+          </w:p>
+        </w:tc>
+      </w:tr>
+      <w:tr>
+        <w:tc>
+          <w:tcPr>
+            <w:tcW w:type="pct" w:w="22%"/>
+            <w:tcBorders>
+              <w:top w:val="single" w:color="999999" w:sz="4"/>
+              <w:left w:val="single" w:color="999999" w:sz="4"/>
+              <w:bottom w:val="single" w:color="999999" w:sz="4"/>
+              <w:right w:val="single" w:color="999999" w:sz="4"/>
+            </w:tcBorders>
+            <w:shd w:fill="E8E8E8" w:val="clear"/>
+          </w:tcPr>
+          <w:p>
+            <w:r>
+              <w:rPr>
+                <w:b w:val="0"/>
+              </w:rPr>
+              <w:t>PC-PNDT</w:t>
+            </w:r>
+          </w:p>
+        </w:tc>
+        <w:tc>
+          <w:tcPr>
+            <w:tcW w:type="pct" w:w="22%"/>
+            <w:tcBorders>
+              <w:top w:val="single" w:color="999999" w:sz="4"/>
+              <w:left w:val="single" w:color="999999" w:sz="4"/>
+              <w:bottom w:val="single" w:color="999999" w:sz="4"/>
+              <w:right w:val="single" w:color="999999" w:sz="4"/>
+            </w:tcBorders>
+            <w:shd w:fill="E8E8E8" w:val="clear"/>
+          </w:tcPr>
+          <w:p>
+            <w:r>
+              <w:rPr>
+                <w:b w:val="0"/>
+              </w:rPr>
+              <w:t>Pre-Conception and Pre-Natal Diagnostic Techniques</w:t>
+            </w:r>
+          </w:p>
+        </w:tc>
+      </w:tr>
+      <w:tr>
+        <w:tc>
+          <w:tcPr>
+            <w:tcW w:type="pct" w:w="22%"/>
+            <w:tcBorders>
+              <w:top w:val="single" w:color="999999" w:sz="4"/>
+              <w:left w:val="single" w:color="999999" w:sz="4"/>
+              <w:bottom w:val="single" w:color="999999" w:sz="4"/>
+              <w:right w:val="single" w:color="999999" w:sz="4"/>
+            </w:tcBorders>
+            <w:shd w:fill="E8E8E8" w:val="clear"/>
+          </w:tcPr>
+          <w:p>
+            <w:r>
+              <w:rPr>
+                <w:b w:val="0"/>
+              </w:rPr>
+              <w:t>RCD</w:t>
+            </w:r>
+          </w:p>
+        </w:tc>
+        <w:tc>
+          <w:tcPr>
+            <w:tcW w:type="pct" w:w="22%"/>
+            <w:tcBorders>
+              <w:top w:val="single" w:color="999999" w:sz="4"/>
+              <w:left w:val="single" w:color="999999" w:sz="4"/>
+              <w:bottom w:val="single" w:color="999999" w:sz="4"/>
+              <w:right w:val="single" w:color="999999" w:sz="4"/>
+            </w:tcBorders>
+            <w:shd w:fill="E8E8E8" w:val="clear"/>
+          </w:tcPr>
+          <w:p>
+            <w:r>
+              <w:rPr>
+                <w:b w:val="0"/>
+              </w:rPr>
+              <w:t>residual-current device</w:t>
+            </w:r>
+          </w:p>
+        </w:tc>
+      </w:tr>
+      <w:tr>
+        <w:tc>
+          <w:tcPr>
+            <w:tcW w:type="pct" w:w="22%"/>
+            <w:tcBorders>
+              <w:top w:val="single" w:color="999999" w:sz="4"/>
+              <w:left w:val="single" w:color="999999" w:sz="4"/>
+              <w:bottom w:val="single" w:color="999999" w:sz="4"/>
+              <w:right w:val="single" w:color="999999" w:sz="4"/>
+            </w:tcBorders>
+            <w:shd w:fill="E8E8E8" w:val="clear"/>
+          </w:tcPr>
+          <w:p>
+            <w:r>
+              <w:rPr>
+                <w:b w:val="0"/>
+              </w:rPr>
+              <w:t>CCTV</w:t>
+            </w:r>
+          </w:p>
+        </w:tc>
+        <w:tc>
+          <w:tcPr>
+            <w:tcW w:type="pct" w:w="22%"/>
+            <w:tcBorders>
+              <w:top w:val="single" w:color="999999" w:sz="4"/>
+              <w:left w:val="single" w:color="999999" w:sz="4"/>
+              <w:bottom w:val="single" w:color="999999" w:sz="4"/>
+              <w:right w:val="single" w:color="999999" w:sz="4"/>
+            </w:tcBorders>
+            <w:shd w:fill="E8E8E8" w:val="clear"/>
+          </w:tcPr>
+          <w:p>
+            <w:r>
+              <w:rPr>
+                <w:b w:val="0"/>
+              </w:rPr>
+              <w:t>closed-circuit television</w:t>
+            </w:r>
+          </w:p>
+        </w:tc>
+      </w:tr>
+      <w:tr>
+        <w:tc>
+          <w:tcPr>
+            <w:tcW w:type="pct" w:w="22%"/>
+            <w:tcBorders>
+              <w:top w:val="single" w:color="999999" w:sz="4"/>
+              <w:left w:val="single" w:color="999999" w:sz="4"/>
+              <w:bottom w:val="single" w:color="999999" w:sz="4"/>
+              <w:right w:val="single" w:color="999999" w:sz="4"/>
+            </w:tcBorders>
+            <w:shd w:fill="E8E8E8" w:val="clear"/>
+          </w:tcPr>
+          <w:p>
+            <w:r>
+              <w:rPr>
+                <w:b w:val="0"/>
+              </w:rPr>
+              <w:t>SDS</w:t>
+            </w:r>
+          </w:p>
+        </w:tc>
+        <w:tc>
+          <w:tcPr>
+            <w:tcW w:type="pct" w:w="22%"/>
+            <w:tcBorders>
+              <w:top w:val="single" w:color="999999" w:sz="4"/>
+              <w:left w:val="single" w:color="999999" w:sz="4"/>
+              <w:bottom w:val="single" w:color="999999" w:sz="4"/>
+              <w:right w:val="single" w:color="999999" w:sz="4"/>
+            </w:tcBorders>
+            <w:shd w:fill="E8E8E8" w:val="clear"/>
+          </w:tcPr>
+          <w:p>
+            <w:r>
+              <w:rPr>
+                <w:b w:val="0"/>
+              </w:rPr>
+              <w:t>safety data sheet</w:t>
+            </w:r>
+          </w:p>
+        </w:tc>
+      </w:tr>
+      <w:tr>
+        <w:tc>
+          <w:tcPr>
+            <w:tcW w:type="pct" w:w="22%"/>
+            <w:tcBorders>
+              <w:top w:val="single" w:color="999999" w:sz="4"/>
+              <w:left w:val="single" w:color="999999" w:sz="4"/>
+              <w:bottom w:val="single" w:color="999999" w:sz="4"/>
+              <w:right w:val="single" w:color="999999" w:sz="4"/>
+            </w:tcBorders>
+            <w:shd w:fill="E8E8E8" w:val="clear"/>
+          </w:tcPr>
+          <w:p>
+            <w:r>
+              <w:rPr>
+                <w:b w:val="0"/>
+              </w:rPr>
+              <w:t>PPE</w:t>
+            </w:r>
+          </w:p>
+        </w:tc>
+        <w:tc>
+          <w:tcPr>
+            <w:tcW w:type="pct" w:w="22%"/>
+            <w:tcBorders>
+              <w:top w:val="single" w:color="999999" w:sz="4"/>
+              <w:left w:val="single" w:color="999999" w:sz="4"/>
+              <w:bottom w:val="single" w:color="999999" w:sz="4"/>
+              <w:right w:val="single" w:color="999999" w:sz="4"/>
+            </w:tcBorders>
+            <w:shd w:fill="E8E8E8" w:val="clear"/>
+          </w:tcPr>
+          <w:p>
+            <w:r>
+              <w:rPr>
+                <w:b w:val="0"/>
+              </w:rPr>
+              <w:t>personal protective equipment</w:t>
+            </w:r>
+          </w:p>
+        </w:tc>
+      </w:tr>
+      <w:tr>
+        <w:tc>
+          <w:tcPr>
+            <w:tcW w:type="pct" w:w="22%"/>
+            <w:tcBorders>
+              <w:top w:val="single" w:color="999999" w:sz="4"/>
+              <w:left w:val="single" w:color="999999" w:sz="4"/>
+              <w:bottom w:val="single" w:color="999999" w:sz="4"/>
+              <w:right w:val="single" w:color="999999" w:sz="4"/>
+            </w:tcBorders>
+            <w:shd w:fill="E8E8E8" w:val="clear"/>
+          </w:tcPr>
+          <w:p>
+            <w:r>
+              <w:rPr>
+                <w:b w:val="0"/>
+              </w:rPr>
+              <w:t>CAPA</w:t>
+            </w:r>
+          </w:p>
+        </w:tc>
+        <w:tc>
+          <w:tcPr>
+            <w:tcW w:type="pct" w:w="22%"/>
+            <w:tcBorders>
+              <w:top w:val="single" w:color="999999" w:sz="4"/>
+              <w:left w:val="single" w:color="999999" w:sz="4"/>
+              <w:bottom w:val="single" w:color="999999" w:sz="4"/>
+              <w:right w:val="single" w:color="999999" w:sz="4"/>
+            </w:tcBorders>
+            <w:shd w:fill="E8E8E8" w:val="clear"/>
+          </w:tcPr>
+          <w:p>
+            <w:r>
+              <w:rPr>
+                <w:b w:val="0"/>
+              </w:rPr>
+              <w:t>corrective and preventive action</w:t>
+            </w:r>
+          </w:p>
+        </w:tc>
+      </w:tr>
+      <w:tr>
+        <w:tc>
+          <w:tcPr>
+            <w:tcW w:type="pct" w:w="22%"/>
+            <w:tcBorders>
+              <w:top w:val="single" w:color="999999" w:sz="4"/>
+              <w:left w:val="single" w:color="999999" w:sz="4"/>
+              <w:bottom w:val="single" w:color="999999" w:sz="4"/>
+              <w:right w:val="single" w:color="999999" w:sz="4"/>
+            </w:tcBorders>
+            <w:shd w:fill="E8E8E8" w:val="clear"/>
+          </w:tcPr>
+          <w:p>
+            <w:r>
+              <w:rPr>
+                <w:b w:val="0"/>
+              </w:rPr>
+              <w:t>RCA</w:t>
+            </w:r>
+          </w:p>
+        </w:tc>
+        <w:tc>
+          <w:tcPr>
+            <w:tcW w:type="pct" w:w="22%"/>
+            <w:tcBorders>
+              <w:top w:val="single" w:color="999999" w:sz="4"/>
+              <w:left w:val="single" w:color="999999" w:sz="4"/>
+              <w:bottom w:val="single" w:color="999999" w:sz="4"/>
+              <w:right w:val="single" w:color="999999" w:sz="4"/>
+            </w:tcBorders>
+            <w:shd w:fill="E8E8E8" w:val="clear"/>
+          </w:tcPr>
+          <w:p>
+            <w:r>
+              <w:rPr>
+                <w:b w:val="0"/>
+              </w:rPr>
+              <w:t>root-cause analysis</w:t>
+            </w:r>
+          </w:p>
+        </w:tc>
+      </w:tr>
+      <w:tr>
+        <w:tc>
+          <w:tcPr>
+            <w:tcW w:type="pct" w:w="22%"/>
+            <w:tcBorders>
+              <w:top w:val="single" w:color="999999" w:sz="4"/>
+              <w:left w:val="single" w:color="999999" w:sz="4"/>
+              <w:bottom w:val="single" w:color="999999" w:sz="4"/>
+              <w:right w:val="single" w:color="999999" w:sz="4"/>
+            </w:tcBorders>
+            <w:shd w:fill="E8E8E8" w:val="clear"/>
+          </w:tcPr>
+          <w:p>
+            <w:r>
+              <w:rPr>
+                <w:b w:val="0"/>
+              </w:rPr>
+              <w:t>WHO</w:t>
+            </w:r>
+          </w:p>
+        </w:tc>
+        <w:tc>
+          <w:tcPr>
+            <w:tcW w:type="pct" w:w="22%"/>
+            <w:tcBorders>
+              <w:top w:val="single" w:color="999999" w:sz="4"/>
+              <w:left w:val="single" w:color="999999" w:sz="4"/>
+              <w:bottom w:val="single" w:color="999999" w:sz="4"/>
+              <w:right w:val="single" w:color="999999" w:sz="4"/>
+            </w:tcBorders>
+            <w:shd w:fill="E8E8E8" w:val="clear"/>
+          </w:tcPr>
+          <w:p>
+            <w:r>
+              <w:rPr>
+                <w:b w:val="0"/>
+              </w:rPr>
+              <w:t>World Health Organization</w:t>
+            </w:r>
+          </w:p>
+        </w:tc>
+      </w:tr>
+      <w:tr>
+        <w:tc>
+          <w:tcPr>
+            <w:tcW w:type="pct" w:w="22%"/>
+            <w:tcBorders>
+              <w:top w:val="single" w:color="999999" w:sz="4"/>
+              <w:left w:val="single" w:color="999999" w:sz="4"/>
+              <w:bottom w:val="single" w:color="999999" w:sz="4"/>
+              <w:right w:val="single" w:color="999999" w:sz="4"/>
+            </w:tcBorders>
+            <w:shd w:fill="E8E8E8" w:val="clear"/>
+          </w:tcPr>
+          <w:p>
+            <w:r>
+              <w:rPr>
+                <w:b w:val="0"/>
+              </w:rPr>
+              <w:t>IS</w:t>
+            </w:r>
+          </w:p>
+        </w:tc>
+        <w:tc>
+          <w:tcPr>
+            <w:tcW w:type="pct" w:w="22%"/>
+            <w:tcBorders>
+              <w:top w:val="single" w:color="999999" w:sz="4"/>
+              <w:left w:val="single" w:color="999999" w:sz="4"/>
+              <w:bottom w:val="single" w:color="999999" w:sz="4"/>
+              <w:right w:val="single" w:color="999999" w:sz="4"/>
+            </w:tcBorders>
+            <w:shd w:fill="E8E8E8" w:val="clear"/>
+          </w:tcPr>
+          <w:p>
+            <w:r>
+              <w:rPr>
+                <w:b w:val="0"/>
+              </w:rPr>
+              <w:t>Indian Standard</w:t>
+            </w:r>
+          </w:p>
+        </w:tc>
+      </w:tr>
+      <w:tr>
+        <w:tc>
+          <w:tcPr>
+            <w:tcW w:type="pct" w:w="22%"/>
+            <w:tcBorders>
+              <w:top w:val="single" w:color="999999" w:sz="4"/>
+              <w:left w:val="single" w:color="999999" w:sz="4"/>
+              <w:bottom w:val="single" w:color="999999" w:sz="4"/>
+              <w:right w:val="single" w:color="999999" w:sz="4"/>
+            </w:tcBorders>
+            <w:shd w:fill="E8E8E8" w:val="clear"/>
+          </w:tcPr>
+          <w:p>
+            <w:r>
+              <w:rPr>
+                <w:b w:val="0"/>
+              </w:rPr>
+              <w:t>RACI</w:t>
+            </w:r>
+          </w:p>
+        </w:tc>
+        <w:tc>
+          <w:tcPr>
+            <w:tcW w:type="pct" w:w="22%"/>
+            <w:tcBorders>
+              <w:top w:val="single" w:color="999999" w:sz="4"/>
+              <w:left w:val="single" w:color="999999" w:sz="4"/>
+              <w:bottom w:val="single" w:color="999999" w:sz="4"/>
+              <w:right w:val="single" w:color="999999" w:sz="4"/>
+            </w:tcBorders>
+            <w:shd w:fill="E8E8E8" w:val="clear"/>
+          </w:tcPr>
+          <w:p>
+            <w:r>
+              <w:rPr>
+                <w:b w:val="0"/>
+              </w:rPr>
+              <w:t>Responsible, Accountable, Consulted, Informed</w:t>
+            </w:r>
+          </w:p>
+        </w:tc>
+      </w:tr>
+    </w:tbl>
     <w:p>
       <w:pPr>
         <w:pStyle w:val="Heading1"/>

--- a/policies/build/masters/FMS.2_v2_master.docx
+++ b/policies/build/masters/FMS.2_v2_master.docx
@@ -901,18 +901,6 @@
           <w:szCs w:val="22"/>
         </w:rPr>
         <w:t xml:space="preserve">This is building safety for people on the premises. It is not a fire-drill script. It is not the biomedical-waste colour code. It is not the equipment maintenance programme. It is not the care process for tagging a baby or watching a confused patient.</w:t>
-      </w:r>
-    </w:p>
-    <w:p>
-      <w:pPr>
-        <w:spacing w:after="140"/>
-      </w:pPr>
-      <w:r>
-        <w:rPr>
-          <w:sz w:val="22"/>
-          <w:szCs w:val="22"/>
-        </w:rPr>
-        <w:t xml:space="preserve">Words marked «like this» are defaults a small hospital can keep. Change the marked text before issue if this hospital needs a different owner, interval or arrangement. A blank marked «________» has no sensible default. Fill it in before this document is signed.</w:t>
       </w:r>
     </w:p>
     <w:p>

--- a/policies/build/masters/FMS.2_v2_master.docx
+++ b/policies/build/masters/FMS.2_v2_master.docx
@@ -3445,6 +3445,616 @@
         <w:t xml:space="preserve">The Maintenance In-Charge keeps signed acknowledgements of staff who walk rounds, handle building chemicals, or condemn unused material, with the induction record.</w:t>
       </w:r>
     </w:p>
+    <w:p>
+      <w:pPr>
+        <w:pStyle w:val="Heading1"/>
+        <w:spacing w:after="120" w:before="280"/>
+      </w:pPr>
+      <w:r>
+        <w:t>10. Distribution</w:t>
+      </w:r>
+    </w:p>
+    <w:p>
+      <w:pPr>
+        <w:spacing w:after="140"/>
+      </w:pPr>
+      <w:r>
+        <w:rPr>
+          <w:sz w:val="22"/>
+          <w:szCs w:val="22"/>
+        </w:rPr>
+        <w:t xml:space="preserve">Official master copy: office of the Medical Superintendent, «Hospital Name», with the «Maintenance In-Charge» and the Quality Coordinator.</w:t>
+      </w:r>
+    </w:p>
+    <w:p>
+      <w:pPr>
+        <w:spacing w:after="140"/>
+      </w:pPr>
+      <w:r>
+        <w:rPr>
+          <w:sz w:val="22"/>
+          <w:szCs w:val="22"/>
+        </w:rPr>
+        <w:t xml:space="preserve">Copies issued to: staff who walk monthly rounds; the named security or administration lead where extra-security areas are defined; department heads whose areas are on the route.</w:t>
+      </w:r>
+    </w:p>
+    <w:p>
+      <w:pPr>
+        <w:spacing w:after="140"/>
+      </w:pPr>
+      <w:r>
+        <w:rPr>
+          <w:sz w:val="22"/>
+          <w:szCs w:val="22"/>
+        </w:rPr>
+        <w:t xml:space="preserve">The current version is available to all staff at the «engineering office policy file» and, if the hospital keeps an intranet, at the «staff intranet / policies».</w:t>
+      </w:r>
+    </w:p>
+    <w:p>
+      <w:pPr>
+        <w:spacing w:after="140"/>
+      </w:pPr>
+      <w:r>
+        <w:rPr>
+          <w:sz w:val="22"/>
+          <w:szCs w:val="22"/>
+        </w:rPr>
+        <w:t xml:space="preserve">When a new version is issued, take old copies out of use. The Quality Coordinator keeps one dated copy of each old version.</w:t>
+      </w:r>
+    </w:p>
+    <w:p>
+      <w:pPr>
+        <w:pStyle w:val="Heading1"/>
+        <w:spacing w:after="120" w:before="280"/>
+      </w:pPr>
+      <w:r>
+        <w:t>11. Abbreviations</w:t>
+      </w:r>
+    </w:p>
+    <w:tbl>
+      <w:tblPr>
+        <w:tblW w:type="pct" w:w="100%"/>
+        <w:tblBorders>
+          <w:top w:val="single" w:color="auto" w:sz="4"/>
+          <w:left w:val="single" w:color="auto" w:sz="4"/>
+          <w:bottom w:val="single" w:color="auto" w:sz="4"/>
+          <w:right w:val="single" w:color="auto" w:sz="4"/>
+          <w:insideH w:val="single" w:color="auto" w:sz="4"/>
+          <w:insideV w:val="single" w:color="auto" w:sz="4"/>
+        </w:tblBorders>
+      </w:tblPr>
+      <w:tblGrid>
+        <w:gridCol w:w="100"/>
+        <w:gridCol w:w="100"/>
+      </w:tblGrid>
+      <w:tr>
+        <w:tc>
+          <w:tcPr>
+            <w:tcW w:type="pct" w:w="22%"/>
+            <w:tcBorders>
+              <w:top w:val="single" w:color="999999" w:sz="4"/>
+              <w:left w:val="single" w:color="999999" w:sz="4"/>
+              <w:bottom w:val="single" w:color="999999" w:sz="4"/>
+              <w:right w:val="single" w:color="999999" w:sz="4"/>
+            </w:tcBorders>
+            <w:shd w:fill="E8E8E8" w:val="clear"/>
+          </w:tcPr>
+          <w:p>
+            <w:r>
+              <w:rPr>
+                <w:b/>
+              </w:rPr>
+              <w:t>Abbreviation</w:t>
+            </w:r>
+          </w:p>
+        </w:tc>
+        <w:tc>
+          <w:tcPr>
+            <w:tcW w:type="pct" w:w="22%"/>
+            <w:tcBorders>
+              <w:top w:val="single" w:color="999999" w:sz="4"/>
+              <w:left w:val="single" w:color="999999" w:sz="4"/>
+              <w:bottom w:val="single" w:color="999999" w:sz="4"/>
+              <w:right w:val="single" w:color="999999" w:sz="4"/>
+            </w:tcBorders>
+            <w:shd w:fill="E8E8E8" w:val="clear"/>
+          </w:tcPr>
+          <w:p>
+            <w:r>
+              <w:rPr>
+                <w:b/>
+              </w:rPr>
+              <w:t>Meaning</w:t>
+            </w:r>
+          </w:p>
+        </w:tc>
+      </w:tr>
+      <w:tr>
+        <w:tc>
+          <w:tcPr>
+            <w:tcW w:type="pct" w:w="22%"/>
+            <w:tcBorders>
+              <w:top w:val="single" w:color="999999" w:sz="4"/>
+              <w:left w:val="single" w:color="999999" w:sz="4"/>
+              <w:bottom w:val="single" w:color="999999" w:sz="4"/>
+              <w:right w:val="single" w:color="999999" w:sz="4"/>
+            </w:tcBorders>
+            <w:shd w:fill="E8E8E8" w:val="clear"/>
+          </w:tcPr>
+          <w:p>
+            <w:r>
+              <w:rPr>
+                <w:b w:val="0"/>
+              </w:rPr>
+              <w:t>NBC</w:t>
+            </w:r>
+          </w:p>
+        </w:tc>
+        <w:tc>
+          <w:tcPr>
+            <w:tcW w:type="pct" w:w="22%"/>
+            <w:tcBorders>
+              <w:top w:val="single" w:color="999999" w:sz="4"/>
+              <w:left w:val="single" w:color="999999" w:sz="4"/>
+              <w:bottom w:val="single" w:color="999999" w:sz="4"/>
+              <w:right w:val="single" w:color="999999" w:sz="4"/>
+            </w:tcBorders>
+            <w:shd w:fill="E8E8E8" w:val="clear"/>
+          </w:tcPr>
+          <w:p>
+            <w:r>
+              <w:rPr>
+                <w:b w:val="0"/>
+              </w:rPr>
+              <w:t>National Building Code of India, 2016</w:t>
+            </w:r>
+          </w:p>
+        </w:tc>
+      </w:tr>
+      <w:tr>
+        <w:tc>
+          <w:tcPr>
+            <w:tcW w:type="pct" w:w="22%"/>
+            <w:tcBorders>
+              <w:top w:val="single" w:color="999999" w:sz="4"/>
+              <w:left w:val="single" w:color="999999" w:sz="4"/>
+              <w:bottom w:val="single" w:color="999999" w:sz="4"/>
+              <w:right w:val="single" w:color="999999" w:sz="4"/>
+            </w:tcBorders>
+            <w:shd w:fill="E8E8E8" w:val="clear"/>
+          </w:tcPr>
+          <w:p>
+            <w:r>
+              <w:rPr>
+                <w:b w:val="0"/>
+              </w:rPr>
+              <w:t>PC-PNDT</w:t>
+            </w:r>
+          </w:p>
+        </w:tc>
+        <w:tc>
+          <w:tcPr>
+            <w:tcW w:type="pct" w:w="22%"/>
+            <w:tcBorders>
+              <w:top w:val="single" w:color="999999" w:sz="4"/>
+              <w:left w:val="single" w:color="999999" w:sz="4"/>
+              <w:bottom w:val="single" w:color="999999" w:sz="4"/>
+              <w:right w:val="single" w:color="999999" w:sz="4"/>
+            </w:tcBorders>
+            <w:shd w:fill="E8E8E8" w:val="clear"/>
+          </w:tcPr>
+          <w:p>
+            <w:r>
+              <w:rPr>
+                <w:b w:val="0"/>
+              </w:rPr>
+              <w:t>Pre-Conception and Pre-Natal Diagnostic Techniques</w:t>
+            </w:r>
+          </w:p>
+        </w:tc>
+      </w:tr>
+      <w:tr>
+        <w:tc>
+          <w:tcPr>
+            <w:tcW w:type="pct" w:w="22%"/>
+            <w:tcBorders>
+              <w:top w:val="single" w:color="999999" w:sz="4"/>
+              <w:left w:val="single" w:color="999999" w:sz="4"/>
+              <w:bottom w:val="single" w:color="999999" w:sz="4"/>
+              <w:right w:val="single" w:color="999999" w:sz="4"/>
+            </w:tcBorders>
+            <w:shd w:fill="E8E8E8" w:val="clear"/>
+          </w:tcPr>
+          <w:p>
+            <w:r>
+              <w:rPr>
+                <w:b w:val="0"/>
+              </w:rPr>
+              <w:t>RCD</w:t>
+            </w:r>
+          </w:p>
+        </w:tc>
+        <w:tc>
+          <w:tcPr>
+            <w:tcW w:type="pct" w:w="22%"/>
+            <w:tcBorders>
+              <w:top w:val="single" w:color="999999" w:sz="4"/>
+              <w:left w:val="single" w:color="999999" w:sz="4"/>
+              <w:bottom w:val="single" w:color="999999" w:sz="4"/>
+              <w:right w:val="single" w:color="999999" w:sz="4"/>
+            </w:tcBorders>
+            <w:shd w:fill="E8E8E8" w:val="clear"/>
+          </w:tcPr>
+          <w:p>
+            <w:r>
+              <w:rPr>
+                <w:b w:val="0"/>
+              </w:rPr>
+              <w:t>residual-current device</w:t>
+            </w:r>
+          </w:p>
+        </w:tc>
+      </w:tr>
+      <w:tr>
+        <w:tc>
+          <w:tcPr>
+            <w:tcW w:type="pct" w:w="22%"/>
+            <w:tcBorders>
+              <w:top w:val="single" w:color="999999" w:sz="4"/>
+              <w:left w:val="single" w:color="999999" w:sz="4"/>
+              <w:bottom w:val="single" w:color="999999" w:sz="4"/>
+              <w:right w:val="single" w:color="999999" w:sz="4"/>
+            </w:tcBorders>
+            <w:shd w:fill="E8E8E8" w:val="clear"/>
+          </w:tcPr>
+          <w:p>
+            <w:r>
+              <w:rPr>
+                <w:b w:val="0"/>
+              </w:rPr>
+              <w:t>CCTV</w:t>
+            </w:r>
+          </w:p>
+        </w:tc>
+        <w:tc>
+          <w:tcPr>
+            <w:tcW w:type="pct" w:w="22%"/>
+            <w:tcBorders>
+              <w:top w:val="single" w:color="999999" w:sz="4"/>
+              <w:left w:val="single" w:color="999999" w:sz="4"/>
+              <w:bottom w:val="single" w:color="999999" w:sz="4"/>
+              <w:right w:val="single" w:color="999999" w:sz="4"/>
+            </w:tcBorders>
+            <w:shd w:fill="E8E8E8" w:val="clear"/>
+          </w:tcPr>
+          <w:p>
+            <w:r>
+              <w:rPr>
+                <w:b w:val="0"/>
+              </w:rPr>
+              <w:t>closed-circuit television</w:t>
+            </w:r>
+          </w:p>
+        </w:tc>
+      </w:tr>
+      <w:tr>
+        <w:tc>
+          <w:tcPr>
+            <w:tcW w:type="pct" w:w="22%"/>
+            <w:tcBorders>
+              <w:top w:val="single" w:color="999999" w:sz="4"/>
+              <w:left w:val="single" w:color="999999" w:sz="4"/>
+              <w:bottom w:val="single" w:color="999999" w:sz="4"/>
+              <w:right w:val="single" w:color="999999" w:sz="4"/>
+            </w:tcBorders>
+            <w:shd w:fill="E8E8E8" w:val="clear"/>
+          </w:tcPr>
+          <w:p>
+            <w:r>
+              <w:rPr>
+                <w:b w:val="0"/>
+              </w:rPr>
+              <w:t>SDS</w:t>
+            </w:r>
+          </w:p>
+        </w:tc>
+        <w:tc>
+          <w:tcPr>
+            <w:tcW w:type="pct" w:w="22%"/>
+            <w:tcBorders>
+              <w:top w:val="single" w:color="999999" w:sz="4"/>
+              <w:left w:val="single" w:color="999999" w:sz="4"/>
+              <w:bottom w:val="single" w:color="999999" w:sz="4"/>
+              <w:right w:val="single" w:color="999999" w:sz="4"/>
+            </w:tcBorders>
+            <w:shd w:fill="E8E8E8" w:val="clear"/>
+          </w:tcPr>
+          <w:p>
+            <w:r>
+              <w:rPr>
+                <w:b w:val="0"/>
+              </w:rPr>
+              <w:t>safety data sheet</w:t>
+            </w:r>
+          </w:p>
+        </w:tc>
+      </w:tr>
+      <w:tr>
+        <w:tc>
+          <w:tcPr>
+            <w:tcW w:type="pct" w:w="22%"/>
+            <w:tcBorders>
+              <w:top w:val="single" w:color="999999" w:sz="4"/>
+              <w:left w:val="single" w:color="999999" w:sz="4"/>
+              <w:bottom w:val="single" w:color="999999" w:sz="4"/>
+              <w:right w:val="single" w:color="999999" w:sz="4"/>
+            </w:tcBorders>
+            <w:shd w:fill="E8E8E8" w:val="clear"/>
+          </w:tcPr>
+          <w:p>
+            <w:r>
+              <w:rPr>
+                <w:b w:val="0"/>
+              </w:rPr>
+              <w:t>PPE</w:t>
+            </w:r>
+          </w:p>
+        </w:tc>
+        <w:tc>
+          <w:tcPr>
+            <w:tcW w:type="pct" w:w="22%"/>
+            <w:tcBorders>
+              <w:top w:val="single" w:color="999999" w:sz="4"/>
+              <w:left w:val="single" w:color="999999" w:sz="4"/>
+              <w:bottom w:val="single" w:color="999999" w:sz="4"/>
+              <w:right w:val="single" w:color="999999" w:sz="4"/>
+            </w:tcBorders>
+            <w:shd w:fill="E8E8E8" w:val="clear"/>
+          </w:tcPr>
+          <w:p>
+            <w:r>
+              <w:rPr>
+                <w:b w:val="0"/>
+              </w:rPr>
+              <w:t>personal protective equipment</w:t>
+            </w:r>
+          </w:p>
+        </w:tc>
+      </w:tr>
+      <w:tr>
+        <w:tc>
+          <w:tcPr>
+            <w:tcW w:type="pct" w:w="22%"/>
+            <w:tcBorders>
+              <w:top w:val="single" w:color="999999" w:sz="4"/>
+              <w:left w:val="single" w:color="999999" w:sz="4"/>
+              <w:bottom w:val="single" w:color="999999" w:sz="4"/>
+              <w:right w:val="single" w:color="999999" w:sz="4"/>
+            </w:tcBorders>
+            <w:shd w:fill="E8E8E8" w:val="clear"/>
+          </w:tcPr>
+          <w:p>
+            <w:r>
+              <w:rPr>
+                <w:b w:val="0"/>
+              </w:rPr>
+              <w:t>CAPA</w:t>
+            </w:r>
+          </w:p>
+        </w:tc>
+        <w:tc>
+          <w:tcPr>
+            <w:tcW w:type="pct" w:w="22%"/>
+            <w:tcBorders>
+              <w:top w:val="single" w:color="999999" w:sz="4"/>
+              <w:left w:val="single" w:color="999999" w:sz="4"/>
+              <w:bottom w:val="single" w:color="999999" w:sz="4"/>
+              <w:right w:val="single" w:color="999999" w:sz="4"/>
+            </w:tcBorders>
+            <w:shd w:fill="E8E8E8" w:val="clear"/>
+          </w:tcPr>
+          <w:p>
+            <w:r>
+              <w:rPr>
+                <w:b w:val="0"/>
+              </w:rPr>
+              <w:t>corrective and preventive action</w:t>
+            </w:r>
+          </w:p>
+        </w:tc>
+      </w:tr>
+      <w:tr>
+        <w:tc>
+          <w:tcPr>
+            <w:tcW w:type="pct" w:w="22%"/>
+            <w:tcBorders>
+              <w:top w:val="single" w:color="999999" w:sz="4"/>
+              <w:left w:val="single" w:color="999999" w:sz="4"/>
+              <w:bottom w:val="single" w:color="999999" w:sz="4"/>
+              <w:right w:val="single" w:color="999999" w:sz="4"/>
+            </w:tcBorders>
+            <w:shd w:fill="E8E8E8" w:val="clear"/>
+          </w:tcPr>
+          <w:p>
+            <w:r>
+              <w:rPr>
+                <w:b w:val="0"/>
+              </w:rPr>
+              <w:t>RCA</w:t>
+            </w:r>
+          </w:p>
+        </w:tc>
+        <w:tc>
+          <w:tcPr>
+            <w:tcW w:type="pct" w:w="22%"/>
+            <w:tcBorders>
+              <w:top w:val="single" w:color="999999" w:sz="4"/>
+              <w:left w:val="single" w:color="999999" w:sz="4"/>
+              <w:bottom w:val="single" w:color="999999" w:sz="4"/>
+              <w:right w:val="single" w:color="999999" w:sz="4"/>
+            </w:tcBorders>
+            <w:shd w:fill="E8E8E8" w:val="clear"/>
+          </w:tcPr>
+          <w:p>
+            <w:r>
+              <w:rPr>
+                <w:b w:val="0"/>
+              </w:rPr>
+              <w:t>root-cause analysis</w:t>
+            </w:r>
+          </w:p>
+        </w:tc>
+      </w:tr>
+      <w:tr>
+        <w:tc>
+          <w:tcPr>
+            <w:tcW w:type="pct" w:w="22%"/>
+            <w:tcBorders>
+              <w:top w:val="single" w:color="999999" w:sz="4"/>
+              <w:left w:val="single" w:color="999999" w:sz="4"/>
+              <w:bottom w:val="single" w:color="999999" w:sz="4"/>
+              <w:right w:val="single" w:color="999999" w:sz="4"/>
+            </w:tcBorders>
+            <w:shd w:fill="E8E8E8" w:val="clear"/>
+          </w:tcPr>
+          <w:p>
+            <w:r>
+              <w:rPr>
+                <w:b w:val="0"/>
+              </w:rPr>
+              <w:t>WHO</w:t>
+            </w:r>
+          </w:p>
+        </w:tc>
+        <w:tc>
+          <w:tcPr>
+            <w:tcW w:type="pct" w:w="22%"/>
+            <w:tcBorders>
+              <w:top w:val="single" w:color="999999" w:sz="4"/>
+              <w:left w:val="single" w:color="999999" w:sz="4"/>
+              <w:bottom w:val="single" w:color="999999" w:sz="4"/>
+              <w:right w:val="single" w:color="999999" w:sz="4"/>
+            </w:tcBorders>
+            <w:shd w:fill="E8E8E8" w:val="clear"/>
+          </w:tcPr>
+          <w:p>
+            <w:r>
+              <w:rPr>
+                <w:b w:val="0"/>
+              </w:rPr>
+              <w:t>World Health Organization</w:t>
+            </w:r>
+          </w:p>
+        </w:tc>
+      </w:tr>
+      <w:tr>
+        <w:tc>
+          <w:tcPr>
+            <w:tcW w:type="pct" w:w="22%"/>
+            <w:tcBorders>
+              <w:top w:val="single" w:color="999999" w:sz="4"/>
+              <w:left w:val="single" w:color="999999" w:sz="4"/>
+              <w:bottom w:val="single" w:color="999999" w:sz="4"/>
+              <w:right w:val="single" w:color="999999" w:sz="4"/>
+            </w:tcBorders>
+            <w:shd w:fill="E8E8E8" w:val="clear"/>
+          </w:tcPr>
+          <w:p>
+            <w:r>
+              <w:rPr>
+                <w:b w:val="0"/>
+              </w:rPr>
+              <w:t>IS</w:t>
+            </w:r>
+          </w:p>
+        </w:tc>
+        <w:tc>
+          <w:tcPr>
+            <w:tcW w:type="pct" w:w="22%"/>
+            <w:tcBorders>
+              <w:top w:val="single" w:color="999999" w:sz="4"/>
+              <w:left w:val="single" w:color="999999" w:sz="4"/>
+              <w:bottom w:val="single" w:color="999999" w:sz="4"/>
+              <w:right w:val="single" w:color="999999" w:sz="4"/>
+            </w:tcBorders>
+            <w:shd w:fill="E8E8E8" w:val="clear"/>
+          </w:tcPr>
+          <w:p>
+            <w:r>
+              <w:rPr>
+                <w:b w:val="0"/>
+              </w:rPr>
+              <w:t>Indian Standard</w:t>
+            </w:r>
+          </w:p>
+        </w:tc>
+      </w:tr>
+      <w:tr>
+        <w:tc>
+          <w:tcPr>
+            <w:tcW w:type="pct" w:w="22%"/>
+            <w:tcBorders>
+              <w:top w:val="single" w:color="999999" w:sz="4"/>
+              <w:left w:val="single" w:color="999999" w:sz="4"/>
+              <w:bottom w:val="single" w:color="999999" w:sz="4"/>
+              <w:right w:val="single" w:color="999999" w:sz="4"/>
+            </w:tcBorders>
+            <w:shd w:fill="E8E8E8" w:val="clear"/>
+          </w:tcPr>
+          <w:p>
+            <w:r>
+              <w:rPr>
+                <w:b w:val="0"/>
+              </w:rPr>
+              <w:t>RACI</w:t>
+            </w:r>
+          </w:p>
+        </w:tc>
+        <w:tc>
+          <w:tcPr>
+            <w:tcW w:type="pct" w:w="22%"/>
+            <w:tcBorders>
+              <w:top w:val="single" w:color="999999" w:sz="4"/>
+              <w:left w:val="single" w:color="999999" w:sz="4"/>
+              <w:bottom w:val="single" w:color="999999" w:sz="4"/>
+              <w:right w:val="single" w:color="999999" w:sz="4"/>
+            </w:tcBorders>
+            <w:shd w:fill="E8E8E8" w:val="clear"/>
+          </w:tcPr>
+          <w:p>
+            <w:r>
+              <w:rPr>
+                <w:b w:val="0"/>
+              </w:rPr>
+              <w:t>Responsible, Accountable, Consulted, Informed</w:t>
+            </w:r>
+          </w:p>
+        </w:tc>
+      </w:tr>
+    </w:tbl>
+    <w:p>
+      <w:pPr>
+        <w:pStyle w:val="Heading1"/>
+        <w:spacing w:after="120" w:before="280"/>
+      </w:pPr>
+      <w:r>
+        <w:t>12. Traceability to NABH SHCO 3rd Edition FMS.2</w:t>
+      </w:r>
+    </w:p>
+    <w:p>
+      <w:pPr>
+        <w:spacing w:after="120"/>
+      </w:pPr>
+      <w:r>
+        <w:rPr>
+          <w:i/>
+          <w:iCs/>
+          <w:sz w:val="20"/>
+          <w:szCs w:val="20"/>
+        </w:rPr>
+        <w:t xml:space="preserve">This table is an index. It is not how the policy is organised.</w:t>
+      </w:r>
+    </w:p>
     <w:tbl>
       <w:tblPr>
         <w:tblW w:type="pct" w:w="100%"/>
@@ -4321,616 +4931,6 @@
         </w:tc>
       </w:tr>
     </w:tbl>
-    <w:p>
-      <w:pPr>
-        <w:pStyle w:val="Heading1"/>
-        <w:spacing w:after="120" w:before="280"/>
-      </w:pPr>
-      <w:r>
-        <w:t>10. Distribution</w:t>
-      </w:r>
-    </w:p>
-    <w:p>
-      <w:pPr>
-        <w:spacing w:after="140"/>
-      </w:pPr>
-      <w:r>
-        <w:rPr>
-          <w:sz w:val="22"/>
-          <w:szCs w:val="22"/>
-        </w:rPr>
-        <w:t xml:space="preserve">Official master copy: office of the Medical Superintendent, «Hospital Name», with the «Maintenance In-Charge» and the Quality Coordinator.</w:t>
-      </w:r>
-    </w:p>
-    <w:p>
-      <w:pPr>
-        <w:spacing w:after="140"/>
-      </w:pPr>
-      <w:r>
-        <w:rPr>
-          <w:sz w:val="22"/>
-          <w:szCs w:val="22"/>
-        </w:rPr>
-        <w:t xml:space="preserve">Copies issued to: staff who walk monthly rounds; the named security or administration lead where extra-security areas are defined; department heads whose areas are on the route.</w:t>
-      </w:r>
-    </w:p>
-    <w:p>
-      <w:pPr>
-        <w:spacing w:after="140"/>
-      </w:pPr>
-      <w:r>
-        <w:rPr>
-          <w:sz w:val="22"/>
-          <w:szCs w:val="22"/>
-        </w:rPr>
-        <w:t xml:space="preserve">The current version is available to all staff at the «engineering office policy file» and, if the hospital keeps an intranet, at the «staff intranet / policies».</w:t>
-      </w:r>
-    </w:p>
-    <w:p>
-      <w:pPr>
-        <w:spacing w:after="140"/>
-      </w:pPr>
-      <w:r>
-        <w:rPr>
-          <w:sz w:val="22"/>
-          <w:szCs w:val="22"/>
-        </w:rPr>
-        <w:t xml:space="preserve">When a new version is issued, take old copies out of use. The Quality Coordinator keeps one dated copy of each old version.</w:t>
-      </w:r>
-    </w:p>
-    <w:p>
-      <w:pPr>
-        <w:pStyle w:val="Heading1"/>
-        <w:spacing w:after="120" w:before="280"/>
-      </w:pPr>
-      <w:r>
-        <w:t>11. Abbreviations</w:t>
-      </w:r>
-    </w:p>
-    <w:tbl>
-      <w:tblPr>
-        <w:tblW w:type="pct" w:w="100%"/>
-        <w:tblBorders>
-          <w:top w:val="single" w:color="auto" w:sz="4"/>
-          <w:left w:val="single" w:color="auto" w:sz="4"/>
-          <w:bottom w:val="single" w:color="auto" w:sz="4"/>
-          <w:right w:val="single" w:color="auto" w:sz="4"/>
-          <w:insideH w:val="single" w:color="auto" w:sz="4"/>
-          <w:insideV w:val="single" w:color="auto" w:sz="4"/>
-        </w:tblBorders>
-      </w:tblPr>
-      <w:tblGrid>
-        <w:gridCol w:w="100"/>
-        <w:gridCol w:w="100"/>
-      </w:tblGrid>
-      <w:tr>
-        <w:tc>
-          <w:tcPr>
-            <w:tcW w:type="pct" w:w="22%"/>
-            <w:tcBorders>
-              <w:top w:val="single" w:color="999999" w:sz="4"/>
-              <w:left w:val="single" w:color="999999" w:sz="4"/>
-              <w:bottom w:val="single" w:color="999999" w:sz="4"/>
-              <w:right w:val="single" w:color="999999" w:sz="4"/>
-            </w:tcBorders>
-            <w:shd w:fill="E8E8E8" w:val="clear"/>
-          </w:tcPr>
-          <w:p>
-            <w:r>
-              <w:rPr>
-                <w:b/>
-              </w:rPr>
-              <w:t>Abbreviation</w:t>
-            </w:r>
-          </w:p>
-        </w:tc>
-        <w:tc>
-          <w:tcPr>
-            <w:tcW w:type="pct" w:w="22%"/>
-            <w:tcBorders>
-              <w:top w:val="single" w:color="999999" w:sz="4"/>
-              <w:left w:val="single" w:color="999999" w:sz="4"/>
-              <w:bottom w:val="single" w:color="999999" w:sz="4"/>
-              <w:right w:val="single" w:color="999999" w:sz="4"/>
-            </w:tcBorders>
-            <w:shd w:fill="E8E8E8" w:val="clear"/>
-          </w:tcPr>
-          <w:p>
-            <w:r>
-              <w:rPr>
-                <w:b/>
-              </w:rPr>
-              <w:t>Meaning</w:t>
-            </w:r>
-          </w:p>
-        </w:tc>
-      </w:tr>
-      <w:tr>
-        <w:tc>
-          <w:tcPr>
-            <w:tcW w:type="pct" w:w="22%"/>
-            <w:tcBorders>
-              <w:top w:val="single" w:color="999999" w:sz="4"/>
-              <w:left w:val="single" w:color="999999" w:sz="4"/>
-              <w:bottom w:val="single" w:color="999999" w:sz="4"/>
-              <w:right w:val="single" w:color="999999" w:sz="4"/>
-            </w:tcBorders>
-            <w:shd w:fill="E8E8E8" w:val="clear"/>
-          </w:tcPr>
-          <w:p>
-            <w:r>
-              <w:rPr>
-                <w:b w:val="0"/>
-              </w:rPr>
-              <w:t>NBC</w:t>
-            </w:r>
-          </w:p>
-        </w:tc>
-        <w:tc>
-          <w:tcPr>
-            <w:tcW w:type="pct" w:w="22%"/>
-            <w:tcBorders>
-              <w:top w:val="single" w:color="999999" w:sz="4"/>
-              <w:left w:val="single" w:color="999999" w:sz="4"/>
-              <w:bottom w:val="single" w:color="999999" w:sz="4"/>
-              <w:right w:val="single" w:color="999999" w:sz="4"/>
-            </w:tcBorders>
-            <w:shd w:fill="E8E8E8" w:val="clear"/>
-          </w:tcPr>
-          <w:p>
-            <w:r>
-              <w:rPr>
-                <w:b w:val="0"/>
-              </w:rPr>
-              <w:t>National Building Code of India, 2016</w:t>
-            </w:r>
-          </w:p>
-        </w:tc>
-      </w:tr>
-      <w:tr>
-        <w:tc>
-          <w:tcPr>
-            <w:tcW w:type="pct" w:w="22%"/>
-            <w:tcBorders>
-              <w:top w:val="single" w:color="999999" w:sz="4"/>
-              <w:left w:val="single" w:color="999999" w:sz="4"/>
-              <w:bottom w:val="single" w:color="999999" w:sz="4"/>
-              <w:right w:val="single" w:color="999999" w:sz="4"/>
-            </w:tcBorders>
-            <w:shd w:fill="E8E8E8" w:val="clear"/>
-          </w:tcPr>
-          <w:p>
-            <w:r>
-              <w:rPr>
-                <w:b w:val="0"/>
-              </w:rPr>
-              <w:t>PC-PNDT</w:t>
-            </w:r>
-          </w:p>
-        </w:tc>
-        <w:tc>
-          <w:tcPr>
-            <w:tcW w:type="pct" w:w="22%"/>
-            <w:tcBorders>
-              <w:top w:val="single" w:color="999999" w:sz="4"/>
-              <w:left w:val="single" w:color="999999" w:sz="4"/>
-              <w:bottom w:val="single" w:color="999999" w:sz="4"/>
-              <w:right w:val="single" w:color="999999" w:sz="4"/>
-            </w:tcBorders>
-            <w:shd w:fill="E8E8E8" w:val="clear"/>
-          </w:tcPr>
-          <w:p>
-            <w:r>
-              <w:rPr>
-                <w:b w:val="0"/>
-              </w:rPr>
-              <w:t>Pre-Conception and Pre-Natal Diagnostic Techniques</w:t>
-            </w:r>
-          </w:p>
-        </w:tc>
-      </w:tr>
-      <w:tr>
-        <w:tc>
-          <w:tcPr>
-            <w:tcW w:type="pct" w:w="22%"/>
-            <w:tcBorders>
-              <w:top w:val="single" w:color="999999" w:sz="4"/>
-              <w:left w:val="single" w:color="999999" w:sz="4"/>
-              <w:bottom w:val="single" w:color="999999" w:sz="4"/>
-              <w:right w:val="single" w:color="999999" w:sz="4"/>
-            </w:tcBorders>
-            <w:shd w:fill="E8E8E8" w:val="clear"/>
-          </w:tcPr>
-          <w:p>
-            <w:r>
-              <w:rPr>
-                <w:b w:val="0"/>
-              </w:rPr>
-              <w:t>RCD</w:t>
-            </w:r>
-          </w:p>
-        </w:tc>
-        <w:tc>
-          <w:tcPr>
-            <w:tcW w:type="pct" w:w="22%"/>
-            <w:tcBorders>
-              <w:top w:val="single" w:color="999999" w:sz="4"/>
-              <w:left w:val="single" w:color="999999" w:sz="4"/>
-              <w:bottom w:val="single" w:color="999999" w:sz="4"/>
-              <w:right w:val="single" w:color="999999" w:sz="4"/>
-            </w:tcBorders>
-            <w:shd w:fill="E8E8E8" w:val="clear"/>
-          </w:tcPr>
-          <w:p>
-            <w:r>
-              <w:rPr>
-                <w:b w:val="0"/>
-              </w:rPr>
-              <w:t>residual-current device</w:t>
-            </w:r>
-          </w:p>
-        </w:tc>
-      </w:tr>
-      <w:tr>
-        <w:tc>
-          <w:tcPr>
-            <w:tcW w:type="pct" w:w="22%"/>
-            <w:tcBorders>
-              <w:top w:val="single" w:color="999999" w:sz="4"/>
-              <w:left w:val="single" w:color="999999" w:sz="4"/>
-              <w:bottom w:val="single" w:color="999999" w:sz="4"/>
-              <w:right w:val="single" w:color="999999" w:sz="4"/>
-            </w:tcBorders>
-            <w:shd w:fill="E8E8E8" w:val="clear"/>
-          </w:tcPr>
-          <w:p>
-            <w:r>
-              <w:rPr>
-                <w:b w:val="0"/>
-              </w:rPr>
-              <w:t>CCTV</w:t>
-            </w:r>
-          </w:p>
-        </w:tc>
-        <w:tc>
-          <w:tcPr>
-            <w:tcW w:type="pct" w:w="22%"/>
-            <w:tcBorders>
-              <w:top w:val="single" w:color="999999" w:sz="4"/>
-              <w:left w:val="single" w:color="999999" w:sz="4"/>
-              <w:bottom w:val="single" w:color="999999" w:sz="4"/>
-              <w:right w:val="single" w:color="999999" w:sz="4"/>
-            </w:tcBorders>
-            <w:shd w:fill="E8E8E8" w:val="clear"/>
-          </w:tcPr>
-          <w:p>
-            <w:r>
-              <w:rPr>
-                <w:b w:val="0"/>
-              </w:rPr>
-              <w:t>closed-circuit television</w:t>
-            </w:r>
-          </w:p>
-        </w:tc>
-      </w:tr>
-      <w:tr>
-        <w:tc>
-          <w:tcPr>
-            <w:tcW w:type="pct" w:w="22%"/>
-            <w:tcBorders>
-              <w:top w:val="single" w:color="999999" w:sz="4"/>
-              <w:left w:val="single" w:color="999999" w:sz="4"/>
-              <w:bottom w:val="single" w:color="999999" w:sz="4"/>
-              <w:right w:val="single" w:color="999999" w:sz="4"/>
-            </w:tcBorders>
-            <w:shd w:fill="E8E8E8" w:val="clear"/>
-          </w:tcPr>
-          <w:p>
-            <w:r>
-              <w:rPr>
-                <w:b w:val="0"/>
-              </w:rPr>
-              <w:t>SDS</w:t>
-            </w:r>
-          </w:p>
-        </w:tc>
-        <w:tc>
-          <w:tcPr>
-            <w:tcW w:type="pct" w:w="22%"/>
-            <w:tcBorders>
-              <w:top w:val="single" w:color="999999" w:sz="4"/>
-              <w:left w:val="single" w:color="999999" w:sz="4"/>
-              <w:bottom w:val="single" w:color="999999" w:sz="4"/>
-              <w:right w:val="single" w:color="999999" w:sz="4"/>
-            </w:tcBorders>
-            <w:shd w:fill="E8E8E8" w:val="clear"/>
-          </w:tcPr>
-          <w:p>
-            <w:r>
-              <w:rPr>
-                <w:b w:val="0"/>
-              </w:rPr>
-              <w:t>safety data sheet</w:t>
-            </w:r>
-          </w:p>
-        </w:tc>
-      </w:tr>
-      <w:tr>
-        <w:tc>
-          <w:tcPr>
-            <w:tcW w:type="pct" w:w="22%"/>
-            <w:tcBorders>
-              <w:top w:val="single" w:color="999999" w:sz="4"/>
-              <w:left w:val="single" w:color="999999" w:sz="4"/>
-              <w:bottom w:val="single" w:color="999999" w:sz="4"/>
-              <w:right w:val="single" w:color="999999" w:sz="4"/>
-            </w:tcBorders>
-            <w:shd w:fill="E8E8E8" w:val="clear"/>
-          </w:tcPr>
-          <w:p>
-            <w:r>
-              <w:rPr>
-                <w:b w:val="0"/>
-              </w:rPr>
-              <w:t>PPE</w:t>
-            </w:r>
-          </w:p>
-        </w:tc>
-        <w:tc>
-          <w:tcPr>
-            <w:tcW w:type="pct" w:w="22%"/>
-            <w:tcBorders>
-              <w:top w:val="single" w:color="999999" w:sz="4"/>
-              <w:left w:val="single" w:color="999999" w:sz="4"/>
-              <w:bottom w:val="single" w:color="999999" w:sz="4"/>
-              <w:right w:val="single" w:color="999999" w:sz="4"/>
-            </w:tcBorders>
-            <w:shd w:fill="E8E8E8" w:val="clear"/>
-          </w:tcPr>
-          <w:p>
-            <w:r>
-              <w:rPr>
-                <w:b w:val="0"/>
-              </w:rPr>
-              <w:t>personal protective equipment</w:t>
-            </w:r>
-          </w:p>
-        </w:tc>
-      </w:tr>
-      <w:tr>
-        <w:tc>
-          <w:tcPr>
-            <w:tcW w:type="pct" w:w="22%"/>
-            <w:tcBorders>
-              <w:top w:val="single" w:color="999999" w:sz="4"/>
-              <w:left w:val="single" w:color="999999" w:sz="4"/>
-              <w:bottom w:val="single" w:color="999999" w:sz="4"/>
-              <w:right w:val="single" w:color="999999" w:sz="4"/>
-            </w:tcBorders>
-            <w:shd w:fill="E8E8E8" w:val="clear"/>
-          </w:tcPr>
-          <w:p>
-            <w:r>
-              <w:rPr>
-                <w:b w:val="0"/>
-              </w:rPr>
-              <w:t>CAPA</w:t>
-            </w:r>
-          </w:p>
-        </w:tc>
-        <w:tc>
-          <w:tcPr>
-            <w:tcW w:type="pct" w:w="22%"/>
-            <w:tcBorders>
-              <w:top w:val="single" w:color="999999" w:sz="4"/>
-              <w:left w:val="single" w:color="999999" w:sz="4"/>
-              <w:bottom w:val="single" w:color="999999" w:sz="4"/>
-              <w:right w:val="single" w:color="999999" w:sz="4"/>
-            </w:tcBorders>
-            <w:shd w:fill="E8E8E8" w:val="clear"/>
-          </w:tcPr>
-          <w:p>
-            <w:r>
-              <w:rPr>
-                <w:b w:val="0"/>
-              </w:rPr>
-              <w:t>corrective and preventive action</w:t>
-            </w:r>
-          </w:p>
-        </w:tc>
-      </w:tr>
-      <w:tr>
-        <w:tc>
-          <w:tcPr>
-            <w:tcW w:type="pct" w:w="22%"/>
-            <w:tcBorders>
-              <w:top w:val="single" w:color="999999" w:sz="4"/>
-              <w:left w:val="single" w:color="999999" w:sz="4"/>
-              <w:bottom w:val="single" w:color="999999" w:sz="4"/>
-              <w:right w:val="single" w:color="999999" w:sz="4"/>
-            </w:tcBorders>
-            <w:shd w:fill="E8E8E8" w:val="clear"/>
-          </w:tcPr>
-          <w:p>
-            <w:r>
-              <w:rPr>
-                <w:b w:val="0"/>
-              </w:rPr>
-              <w:t>RCA</w:t>
-            </w:r>
-          </w:p>
-        </w:tc>
-        <w:tc>
-          <w:tcPr>
-            <w:tcW w:type="pct" w:w="22%"/>
-            <w:tcBorders>
-              <w:top w:val="single" w:color="999999" w:sz="4"/>
-              <w:left w:val="single" w:color="999999" w:sz="4"/>
-              <w:bottom w:val="single" w:color="999999" w:sz="4"/>
-              <w:right w:val="single" w:color="999999" w:sz="4"/>
-            </w:tcBorders>
-            <w:shd w:fill="E8E8E8" w:val="clear"/>
-          </w:tcPr>
-          <w:p>
-            <w:r>
-              <w:rPr>
-                <w:b w:val="0"/>
-              </w:rPr>
-              <w:t>root-cause analysis</w:t>
-            </w:r>
-          </w:p>
-        </w:tc>
-      </w:tr>
-      <w:tr>
-        <w:tc>
-          <w:tcPr>
-            <w:tcW w:type="pct" w:w="22%"/>
-            <w:tcBorders>
-              <w:top w:val="single" w:color="999999" w:sz="4"/>
-              <w:left w:val="single" w:color="999999" w:sz="4"/>
-              <w:bottom w:val="single" w:color="999999" w:sz="4"/>
-              <w:right w:val="single" w:color="999999" w:sz="4"/>
-            </w:tcBorders>
-            <w:shd w:fill="E8E8E8" w:val="clear"/>
-          </w:tcPr>
-          <w:p>
-            <w:r>
-              <w:rPr>
-                <w:b w:val="0"/>
-              </w:rPr>
-              <w:t>WHO</w:t>
-            </w:r>
-          </w:p>
-        </w:tc>
-        <w:tc>
-          <w:tcPr>
-            <w:tcW w:type="pct" w:w="22%"/>
-            <w:tcBorders>
-              <w:top w:val="single" w:color="999999" w:sz="4"/>
-              <w:left w:val="single" w:color="999999" w:sz="4"/>
-              <w:bottom w:val="single" w:color="999999" w:sz="4"/>
-              <w:right w:val="single" w:color="999999" w:sz="4"/>
-            </w:tcBorders>
-            <w:shd w:fill="E8E8E8" w:val="clear"/>
-          </w:tcPr>
-          <w:p>
-            <w:r>
-              <w:rPr>
-                <w:b w:val="0"/>
-              </w:rPr>
-              <w:t>World Health Organization</w:t>
-            </w:r>
-          </w:p>
-        </w:tc>
-      </w:tr>
-      <w:tr>
-        <w:tc>
-          <w:tcPr>
-            <w:tcW w:type="pct" w:w="22%"/>
-            <w:tcBorders>
-              <w:top w:val="single" w:color="999999" w:sz="4"/>
-              <w:left w:val="single" w:color="999999" w:sz="4"/>
-              <w:bottom w:val="single" w:color="999999" w:sz="4"/>
-              <w:right w:val="single" w:color="999999" w:sz="4"/>
-            </w:tcBorders>
-            <w:shd w:fill="E8E8E8" w:val="clear"/>
-          </w:tcPr>
-          <w:p>
-            <w:r>
-              <w:rPr>
-                <w:b w:val="0"/>
-              </w:rPr>
-              <w:t>IS</w:t>
-            </w:r>
-          </w:p>
-        </w:tc>
-        <w:tc>
-          <w:tcPr>
-            <w:tcW w:type="pct" w:w="22%"/>
-            <w:tcBorders>
-              <w:top w:val="single" w:color="999999" w:sz="4"/>
-              <w:left w:val="single" w:color="999999" w:sz="4"/>
-              <w:bottom w:val="single" w:color="999999" w:sz="4"/>
-              <w:right w:val="single" w:color="999999" w:sz="4"/>
-            </w:tcBorders>
-            <w:shd w:fill="E8E8E8" w:val="clear"/>
-          </w:tcPr>
-          <w:p>
-            <w:r>
-              <w:rPr>
-                <w:b w:val="0"/>
-              </w:rPr>
-              <w:t>Indian Standard</w:t>
-            </w:r>
-          </w:p>
-        </w:tc>
-      </w:tr>
-      <w:tr>
-        <w:tc>
-          <w:tcPr>
-            <w:tcW w:type="pct" w:w="22%"/>
-            <w:tcBorders>
-              <w:top w:val="single" w:color="999999" w:sz="4"/>
-              <w:left w:val="single" w:color="999999" w:sz="4"/>
-              <w:bottom w:val="single" w:color="999999" w:sz="4"/>
-              <w:right w:val="single" w:color="999999" w:sz="4"/>
-            </w:tcBorders>
-            <w:shd w:fill="E8E8E8" w:val="clear"/>
-          </w:tcPr>
-          <w:p>
-            <w:r>
-              <w:rPr>
-                <w:b w:val="0"/>
-              </w:rPr>
-              <w:t>RACI</w:t>
-            </w:r>
-          </w:p>
-        </w:tc>
-        <w:tc>
-          <w:tcPr>
-            <w:tcW w:type="pct" w:w="22%"/>
-            <w:tcBorders>
-              <w:top w:val="single" w:color="999999" w:sz="4"/>
-              <w:left w:val="single" w:color="999999" w:sz="4"/>
-              <w:bottom w:val="single" w:color="999999" w:sz="4"/>
-              <w:right w:val="single" w:color="999999" w:sz="4"/>
-            </w:tcBorders>
-            <w:shd w:fill="E8E8E8" w:val="clear"/>
-          </w:tcPr>
-          <w:p>
-            <w:r>
-              <w:rPr>
-                <w:b w:val="0"/>
-              </w:rPr>
-              <w:t>Responsible, Accountable, Consulted, Informed</w:t>
-            </w:r>
-          </w:p>
-        </w:tc>
-      </w:tr>
-    </w:tbl>
-    <w:p>
-      <w:pPr>
-        <w:pStyle w:val="Heading1"/>
-        <w:spacing w:after="120" w:before="280"/>
-      </w:pPr>
-      <w:r>
-        <w:t>12. Traceability to NABH SHCO 3rd Edition FMS.2</w:t>
-      </w:r>
-    </w:p>
-    <w:p>
-      <w:pPr>
-        <w:spacing w:after="120"/>
-      </w:pPr>
-      <w:r>
-        <w:rPr>
-          <w:i/>
-          <w:iCs/>
-          <w:sz w:val="20"/>
-          <w:szCs w:val="20"/>
-        </w:rPr>
-        <w:t xml:space="preserve">This table is an index. It is not how the policy is organised.</w:t>
-      </w:r>
-    </w:p>
     <w:p>
       <w:pPr>
         <w:pStyle w:val="Heading1"/>

--- a/policies/build/masters/FMS.2_v2_master.docx
+++ b/policies/build/masters/FMS.2_v2_master.docx
@@ -1724,7 +1724,7 @@
           <w:sz w:val="22"/>
           <w:szCs w:val="22"/>
         </w:rPr>
-        <w:t xml:space="preserve">NBC 2016 is the building-code starting point. IS 732 (wiring practice) and IS 3043 (earthing) are NBC-pointed guides. They are not extra laws in the disclaimer. Central Electricity Authority electrical-supply regulations are not a numbered FMS chapter reference. They are not imported into the disclaimer. If that instrument actually applies to this occupancy, it sits on the hospital's applicable-legislation register.</w:t>
+        <w:t>NBC 2016 is the building-code starting point. IS 732 (wiring practice) and IS 3043 (earthing) are NBC-pointed guides. They are not extra laws in the disclaimer. Central Electricity Authority electrical-supply regulations are not a numbered standard reference in this policy. They are not imported into the disclaimer. If that instrument actually applies to this occupancy, it sits on the hospital's applicable-legislation register.</w:t>
       </w:r>
     </w:p>
     <w:p>

--- a/policies/build/masters/FMS.2_v2_master.docx
+++ b/policies/build/masters/FMS.2_v2_master.docx
@@ -5448,8 +5448,23 @@
           <w:sz w:val="22"/>
           <w:szCs w:val="22"/>
         </w:rPr>
-        <w:t xml:space="preserve">National Accreditation Board for Hospitals and Healthcare Providers (NABH), Standards for Small Healthcare Organisations, 3rd Edition — Chapter 8 FMS, standard FMS.2 (this policy is written so those requirements are met in day-to-day work; it is not a commentary on the standard).</w:t>
-      </w:r>
+      </w:r>
+      <w:r>
+        <w:rPr>
+          <w:sz w:val="22"/>
+        </w:rPr>
+        <w:t xml:space="preserve">National Accreditation Board for Hospitals &amp; Healthcare Providers. (2022). Standards for small healthcare organisations (3rd ed.) — Facility Management and Safety chapter, standard FMS.2. (this policy is written so those requirements are met in day-to-day work; it is not a commentary on the standard). </w:t>
+      </w:r>
+      <w:hyperlink r:id="rId9">
+        <w:r>
+          <w:rPr>
+            <w:rStyle w:val="Hyperlink"/>
+            <w:sz w:val="22"/>
+            <w:szCs w:val="22"/>
+          </w:rPr>
+          <w:t>https://nabh.co/programmes/small-healthcare-organisation-shco-accreditation-programme/</w:t>
+        </w:r>
+      </w:hyperlink>
     </w:p>
     <w:p>
       <w:pPr>
